--- a/public/templates/plan-validation-project.docx
+++ b/public/templates/plan-validation-project.docx
@@ -1019,7 +1019,7 @@
                 <w:rFonts w:ascii="Consolas" w:hAnsi="Consolas"/>
                 <w:sz w:val="20"/>
               </w:rPr>
-              <w:t>&lt;&lt;FILL: 1 infrastructure / 3 non-configured / 4 configured / 5 custom&gt;&gt;</w:t>
+              <w:t>&lt;&lt;FILL: pick the category that matches how the software was built and deployed, per GAMP 5 Second Edition&gt;&gt;</w:t>
             </w:r>
           </w:p>
         </w:tc>
@@ -1047,7 +1047,7 @@
                 <w:rFonts w:ascii="Consolas" w:hAnsi="Consolas"/>
                 <w:sz w:val="20"/>
               </w:rPr>
-              <w:t>&lt;&lt;FILL: e.g. COTS used as supplied = 3; configured workflows = 4; bespoke code = 5&gt;&gt;</w:t>
+              <w:t>&lt;&lt;FILL: explain the choice from how the software is built, e.g. a standard off-the-shelf product run as delivered, a standard product set up through configuration only, or software written specifically for this use&gt;&gt;</w:t>
             </w:r>
           </w:p>
         </w:tc>
